--- a/deliveries/2026-09-03/01_Vehicle_Pages/VEH_20260903_10_Farizon_V6E.docx
+++ b/deliveries/2026-09-03/01_Vehicle_Pages/VEH_20260903_10_Farizon_V6E.docx
@@ -4,7 +4,7 @@
   <w:body>
     <w:p>
       <w:pPr>
-        <w:pStyle w:val="Title"/>
+        <w:pStyle w:val="Heading1"/>
       </w:pPr>
       <w:r>
         <w:t>Farizon Xingxiang V6E Electric Cargo Van: Battery-Year Lock, 6 m³ Load Bay and a Documented Türkiye Export</w:t>
@@ -12,7 +12,7 @@
     </w:p>
     <w:p>
       <w:pPr>
-        <w:pStyle w:val="Heading1"/>
+        <w:pStyle w:val="Heading2"/>
       </w:pPr>
       <w:r>
         <w:t>SEO Metadata</w:t>
@@ -146,7 +146,7 @@
     </w:p>
     <w:p>
       <w:pPr>
-        <w:pStyle w:val="Heading1"/>
+        <w:pStyle w:val="Heading2"/>
       </w:pPr>
       <w:r>
         <w:t>Buyer Context: Lock the Battery Year Before Anything Else</w:t>
@@ -195,7 +195,7 @@
     </w:p>
     <w:p>
       <w:pPr>
-        <w:pStyle w:val="Heading1"/>
+        <w:pStyle w:val="Heading2"/>
       </w:pPr>
       <w:r>
         <w:t>Driveline and Cargo (electric-van focus)</w:t>
@@ -203,7 +203,7 @@
     </w:p>
     <w:tbl>
       <w:tblPr>
-        <w:tblStyle w:val="TableGrid"/>
+        <w:tblStyle w:val="LightGrid-Accent1"/>
         <w:tblW w:type="auto" w:w="0"/>
         <w:tblLook w:firstColumn="1" w:firstRow="1" w:lastColumn="0" w:lastRow="0" w:noHBand="0" w:noVBand="1" w:val="04A0"/>
       </w:tblPr>
@@ -215,20 +215,9 @@
         <w:tc>
           <w:tcPr>
             <w:tcW w:type="dxa" w:w="4320"/>
-            <w:shd w:val="clear" w:fill="EAF0F6"/>
           </w:tcPr>
           <w:p>
             <w:r>
-              <w:rPr>
-                <w:b/>
-                <w:sz w:val="20"/>
-              </w:rPr>
-            </w:r>
-            <w:r>
-              <w:rPr>
-                <w:b/>
-                <w:sz w:val="20"/>
-              </w:rPr>
               <w:t>Item</w:t>
             </w:r>
           </w:p>
@@ -236,20 +225,9 @@
         <w:tc>
           <w:tcPr>
             <w:tcW w:type="dxa" w:w="4320"/>
-            <w:shd w:val="clear" w:fill="EAF0F6"/>
           </w:tcPr>
           <w:p>
             <w:r>
-              <w:rPr>
-                <w:b/>
-                <w:sz w:val="20"/>
-              </w:rPr>
-            </w:r>
-            <w:r>
-              <w:rPr>
-                <w:b/>
-                <w:sz w:val="20"/>
-              </w:rPr>
               <w:t>V6E China reference</w:t>
             </w:r>
           </w:p>
@@ -262,14 +240,6 @@
           </w:tcPr>
           <w:p>
             <w:r>
-              <w:rPr>
-                <w:sz w:val="20"/>
-              </w:rPr>
-            </w:r>
-            <w:r>
-              <w:rPr>
-                <w:sz w:val="20"/>
-              </w:rPr>
               <w:t>Motor</w:t>
             </w:r>
           </w:p>
@@ -280,33 +250,20 @@
           </w:tcPr>
           <w:p>
             <w:r>
-              <w:rPr>
-                <w:sz w:val="20"/>
-              </w:rPr>
-            </w:r>
-            <w:r>
-              <w:rPr>
-                <w:sz w:val="20"/>
-              </w:rPr>
               <w:t xml:space="preserve">Wolong-ZF </w:t>
             </w:r>
             <w:r>
               <w:rPr>
                 <w:b/>
-                <w:sz w:val="20"/>
               </w:rPr>
               <w:t>TZ185XS022</w:t>
             </w:r>
             <w:r>
-              <w:rPr>
-                <w:sz w:val="20"/>
-              </w:rPr>
               <w:t xml:space="preserve"> permanent-magnet, </w:t>
             </w:r>
             <w:r>
               <w:rPr>
                 <w:b/>
-                <w:sz w:val="20"/>
               </w:rPr>
               <w:t>60 kW / 220 N·m</w:t>
             </w:r>
@@ -320,14 +277,6 @@
           </w:tcPr>
           <w:p>
             <w:r>
-              <w:rPr>
-                <w:sz w:val="20"/>
-              </w:rPr>
-            </w:r>
-            <w:r>
-              <w:rPr>
-                <w:sz w:val="20"/>
-              </w:rPr>
               <w:t>Top speed</w:t>
             </w:r>
           </w:p>
@@ -339,13 +288,7 @@
           <w:p>
             <w:r>
               <w:rPr>
-                <w:sz w:val="20"/>
-              </w:rPr>
-            </w:r>
-            <w:r>
-              <w:rPr>
                 <w:b/>
-                <w:sz w:val="20"/>
               </w:rPr>
               <w:t>90 km/h (electronically limited)</w:t>
             </w:r>
@@ -359,14 +302,6 @@
           </w:tcPr>
           <w:p>
             <w:r>
-              <w:rPr>
-                <w:sz w:val="20"/>
-              </w:rPr>
-            </w:r>
-            <w:r>
-              <w:rPr>
-                <w:sz w:val="20"/>
-              </w:rPr>
               <w:t>Cargo volume</w:t>
             </w:r>
           </w:p>
@@ -378,20 +313,11 @@
           <w:p>
             <w:r>
               <w:rPr>
-                <w:sz w:val="20"/>
-              </w:rPr>
-            </w:r>
-            <w:r>
-              <w:rPr>
                 <w:b/>
-                <w:sz w:val="20"/>
               </w:rPr>
               <w:t>6 m³</w:t>
             </w:r>
             <w:r>
-              <w:rPr>
-                <w:sz w:val="20"/>
-              </w:rPr>
               <w:t xml:space="preserve"> (cargo bay ~1.6 m long reference)</w:t>
             </w:r>
           </w:p>
@@ -404,14 +330,6 @@
           </w:tcPr>
           <w:p>
             <w:r>
-              <w:rPr>
-                <w:sz w:val="20"/>
-              </w:rPr>
-            </w:r>
-            <w:r>
-              <w:rPr>
-                <w:sz w:val="20"/>
-              </w:rPr>
               <w:t>Rear suspension</w:t>
             </w:r>
           </w:p>
@@ -422,27 +340,15 @@
           </w:tcPr>
           <w:p>
             <w:r>
-              <w:rPr>
-                <w:sz w:val="20"/>
-              </w:rPr>
-            </w:r>
-            <w:r>
-              <w:rPr>
-                <w:sz w:val="20"/>
-              </w:rPr>
               <w:t xml:space="preserve">Rigid axle with </w:t>
             </w:r>
             <w:r>
               <w:rPr>
                 <w:b/>
-                <w:sz w:val="20"/>
               </w:rPr>
               <w:t>leaf springs</w:t>
             </w:r>
             <w:r>
-              <w:rPr>
-                <w:sz w:val="20"/>
-              </w:rPr>
               <w:t xml:space="preserve"> (load-oriented)</w:t>
             </w:r>
           </w:p>
@@ -455,14 +361,6 @@
           </w:tcPr>
           <w:p>
             <w:r>
-              <w:rPr>
-                <w:sz w:val="20"/>
-              </w:rPr>
-            </w:r>
-            <w:r>
-              <w:rPr>
-                <w:sz w:val="20"/>
-              </w:rPr>
               <w:t>Base battery/range</w:t>
             </w:r>
           </w:p>
@@ -474,13 +372,7 @@
           <w:p>
             <w:r>
               <w:rPr>
-                <w:sz w:val="20"/>
-              </w:rPr>
-            </w:r>
-            <w:r>
-              <w:rPr>
                 <w:b/>
-                <w:sz w:val="20"/>
               </w:rPr>
               <w:t>35.2 kWh / 260 km working-condition range</w:t>
             </w:r>
@@ -494,14 +386,6 @@
           </w:tcPr>
           <w:p>
             <w:r>
-              <w:rPr>
-                <w:sz w:val="20"/>
-              </w:rPr>
-            </w:r>
-            <w:r>
-              <w:rPr>
-                <w:sz w:val="20"/>
-              </w:rPr>
               <w:t>Newer build</w:t>
             </w:r>
           </w:p>
@@ -512,27 +396,22 @@
           </w:tcPr>
           <w:p>
             <w:r>
-              <w:rPr>
-                <w:sz w:val="20"/>
-              </w:rPr>
+              <w:t xml:space="preserve">A </w:t>
             </w:r>
             <w:r>
               <w:rPr>
                 <w:b/>
-                <w:sz w:val="20"/>
               </w:rPr>
-              <w:t>≈51–51.4 kWh Xuanwu battery / 355–375 km</w:t>
+              <w:t>larger-battery Xuanwu build is listed in Chinese databases</w:t>
             </w:r>
             <w:r>
-              <w:rPr>
-                <w:sz w:val="20"/>
-              </w:rPr>
-              <w:t xml:space="preserve"> (TIME_SENSITIVE — confirm current model)</w:t>
+              <w:t>, but its exact capacity/range is not asserted here — confirm on the MIIT catalog and the VIN build sheet (TIME_SENSITIVE)</w:t>
             </w:r>
           </w:p>
         </w:tc>
       </w:tr>
     </w:tbl>
+    <w:p/>
     <w:p>
       <w:r>
         <w:t xml:space="preserve">For a logistics van, buyers should weigh </w:t>
@@ -549,7 +428,7 @@
     </w:p>
     <w:p>
       <w:pPr>
-        <w:pStyle w:val="Heading1"/>
+        <w:pStyle w:val="Heading2"/>
       </w:pPr>
       <w:r>
         <w:t>Battery-Year Discipline</w:t>
@@ -580,7 +459,7 @@
         <w:t>Newer build:</w:t>
       </w:r>
       <w:r>
-        <w:t xml:space="preserve"> ~51 kWh Xuanwu pack, ~355–375 km (time-sensitive; availability and exact figures change).</w:t>
+        <w:t xml:space="preserve"> a larger Xuanwu battery build exists in Chinese listings; do not quote a fixed number — confirm capacity and range on the MIIT catalog and by VIN (time-sensitive).</w:t>
       </w:r>
     </w:p>
     <w:p>
@@ -611,7 +490,7 @@
     </w:p>
     <w:p>
       <w:pPr>
-        <w:pStyle w:val="Heading1"/>
+        <w:pStyle w:val="Heading2"/>
       </w:pPr>
       <w:r>
         <w:t>Documented Export Record (fact, not an alias)</w:t>
@@ -651,10 +530,18 @@
     </w:p>
     <w:p>
       <w:pPr>
-        <w:pStyle w:val="Heading1"/>
+        <w:pStyle w:val="Heading2"/>
       </w:pPr>
       <w:r>
         <w:t>What Importers Should Verify Before Payment</w:t>
+      </w:r>
+    </w:p>
+    <w:p>
+      <w:pPr>
+        <w:pStyle w:val="ListBullet"/>
+      </w:pPr>
+      <w:r>
+        <w:t>Confirm the electric cargo van's drive-axle arrangement on the certificate; the captured Chinese reference data does not fix it, so do not default to front drive for a load-carrying chassis.</w:t>
       </w:r>
     </w:p>
     <w:p>
@@ -738,7 +625,7 @@
     </w:p>
     <w:p>
       <w:pPr>
-        <w:pStyle w:val="Heading1"/>
+        <w:pStyle w:val="Heading2"/>
       </w:pPr>
       <w:r>
         <w:t>Request a Current Export Quotation</w:t>
@@ -760,7 +647,7 @@
     </w:p>
     <w:p>
       <w:pPr>
-        <w:pStyle w:val="Heading1"/>
+        <w:pStyle w:val="Heading2"/>
       </w:pPr>
       <w:r>
         <w:t>Frequently Asked Questions</w:t>
@@ -774,8 +661,10 @@
         <w:t>What is the V6E's cargo capacity?</w:t>
       </w:r>
       <w:r>
-        <w:t xml:space="preserve"> A 6 m³ cargo bay (about 1.6 m long reference), with a load-oriented leaf-spring rear axle. </w:t>
+        <w:t xml:space="preserve"> A 6 m³ cargo bay (about 1.6 m long reference), with a load-oriented leaf-spring rear axle.</w:t>
       </w:r>
+    </w:p>
+    <w:p>
       <w:r>
         <w:rPr>
           <w:b/>
@@ -783,8 +672,10 @@
         <w:t>How far does it go on a charge?</w:t>
       </w:r>
       <w:r>
-        <w:t xml:space="preserve"> About 260 km (working condition) with the 35.2 kWh base pack; a newer ~51 kWh build is quoted at 355–375 km — confirm the build. </w:t>
+        <w:t xml:space="preserve"> The reference base pack is 35.2 kWh at about 260 km (working condition); a larger-battery build is listed but its exact figure must be confirmed on the catalog and VIN rather than quoted.</w:t>
       </w:r>
+    </w:p>
+    <w:p>
       <w:r>
         <w:rPr>
           <w:b/>
@@ -792,8 +683,10 @@
         <w:t>What is the top speed?</w:t>
       </w:r>
       <w:r>
-        <w:t xml:space="preserve"> 90 km/h, electronically limited — a city/last-mile characteristic. </w:t>
+        <w:t xml:space="preserve"> 90 km/h, electronically limited — a city/last-mile characteristic.</w:t>
       </w:r>
+    </w:p>
+    <w:p>
       <w:r>
         <w:rPr>
           <w:b/>
@@ -801,8 +694,10 @@
         <w:t>Has the V6E been exported?</w:t>
       </w:r>
       <w:r>
-        <w:t xml:space="preserve"> Yes — an EU-spec batch was recorded shipped to Türkiye in Feb 2024; that export build is not automatically identical to the China-spec van. </w:t>
+        <w:t xml:space="preserve"> Yes — an EU-spec batch was recorded shipped to Türkiye in Feb 2024; that export build is not automatically identical to the China-spec van.</w:t>
       </w:r>
+    </w:p>
+    <w:p>
       <w:r>
         <w:rPr>
           <w:b/>
@@ -815,7 +710,255 @@
     </w:p>
     <w:p>
       <w:pPr>
-        <w:pStyle w:val="Heading1"/>
+        <w:pStyle w:val="Heading2"/>
+      </w:pPr>
+      <w:r>
+        <w:t>Image Record</w:t>
+      </w:r>
+    </w:p>
+    <w:p>
+      <w:pPr>
+        <w:pStyle w:val="ListBullet"/>
+      </w:pPr>
+      <w:r>
+        <w:t>IMAGE_ASSET_PATH: none secured in repository</w:t>
+      </w:r>
+    </w:p>
+    <w:p>
+      <w:pPr>
+        <w:pStyle w:val="ListBullet"/>
+      </w:pPr>
+      <w:r>
+        <w:t>ORIGINAL_IMAGE_URL: not captured</w:t>
+      </w:r>
+    </w:p>
+    <w:p>
+      <w:pPr>
+        <w:pStyle w:val="ListBullet"/>
+      </w:pPr>
+      <w:r>
+        <w:t>SOURCE_PAGE: not captured</w:t>
+      </w:r>
+    </w:p>
+    <w:p>
+      <w:pPr>
+        <w:pStyle w:val="ListBullet"/>
+      </w:pPr>
+      <w:r>
+        <w:t>RIGHTS_HOLDER: unconfirmed</w:t>
+      </w:r>
+    </w:p>
+    <w:p>
+      <w:pPr>
+        <w:pStyle w:val="ListBullet"/>
+      </w:pPr>
+      <w:r>
+        <w:t>LICENSE: none secured — no third-party image may be published until rights are cleared</w:t>
+      </w:r>
+    </w:p>
+    <w:p>
+      <w:pPr>
+        <w:pStyle w:val="ListBullet"/>
+      </w:pPr>
+      <w:r>
+        <w:t>CHECKED_DATE: 2026-09-05</w:t>
+      </w:r>
+    </w:p>
+    <w:p>
+      <w:pPr>
+        <w:pStyle w:val="ListBullet"/>
+      </w:pPr>
+      <w:r>
+        <w:t>MODEL_TOPIC_MATCH: must match the exact model/version (or the guide topic) and reference market above</w:t>
+      </w:r>
+    </w:p>
+    <w:p>
+      <w:pPr>
+        <w:pStyle w:val="ListBullet"/>
+      </w:pPr>
+      <w:r>
+        <w:t>IMAGE_RIGHTS_STATUS: FAIL (no licensed asset captured; a placeholder or “retain old image” note is not accepted)</w:t>
+      </w:r>
+    </w:p>
+    <w:p>
+      <w:pPr>
+        <w:pStyle w:val="ListBullet"/>
+      </w:pPr>
+      <w:r>
+        <w:t>ALT by language:</w:t>
+      </w:r>
+    </w:p>
+    <w:p>
+      <w:pPr>
+        <w:pStyle w:val="ListBullet"/>
+      </w:pPr>
+      <w:r>
+        <w:rPr>
+          <w:b/>
+        </w:rPr>
+        <w:t>EN</w:t>
+      </w:r>
+      <w:r>
+        <w:t>: AutoBridge export-buyer reference — Farizon Xingxiang V6E, battery-electric vehicle / cargo van</w:t>
+      </w:r>
+    </w:p>
+    <w:p>
+      <w:pPr>
+        <w:pStyle w:val="ListBullet"/>
+      </w:pPr>
+      <w:r>
+        <w:rPr>
+          <w:b/>
+        </w:rPr>
+        <w:t>FR</w:t>
+      </w:r>
+      <w:r>
+        <w:t>: Référence AutoBridge pour acheteurs export — Farizon Xingxiang V6E, véhicule 100 % électrique / fourgon</w:t>
+      </w:r>
+    </w:p>
+    <w:p>
+      <w:pPr>
+        <w:pStyle w:val="ListBullet"/>
+      </w:pPr>
+      <w:r>
+        <w:rPr>
+          <w:b/>
+        </w:rPr>
+        <w:t>DE</w:t>
+      </w:r>
+      <w:r>
+        <w:t>: AutoBridge-Referenz für Exportkäufer — Farizon Xingxiang V6E, batterieelektrisches Fahrzeug / Kastenwagen</w:t>
+      </w:r>
+    </w:p>
+    <w:p>
+      <w:pPr>
+        <w:pStyle w:val="ListBullet"/>
+      </w:pPr>
+      <w:r>
+        <w:rPr>
+          <w:b/>
+        </w:rPr>
+        <w:t>ES</w:t>
+      </w:r>
+      <w:r>
+        <w:t>: Referencia AutoBridge para compradores de exportación — Farizon Xingxiang V6E, vehículo 100 % eléctrico / furgoneta de carga</w:t>
+      </w:r>
+    </w:p>
+    <w:p>
+      <w:pPr>
+        <w:pStyle w:val="ListBullet"/>
+      </w:pPr>
+      <w:r>
+        <w:rPr>
+          <w:b/>
+        </w:rPr>
+        <w:t>PT</w:t>
+      </w:r>
+      <w:r>
+        <w:t>: Referência AutoBridge para compradores de exportação — Farizon Xingxiang V6E, veículo 100 % elétrico / furgão de carga</w:t>
+      </w:r>
+    </w:p>
+    <w:p>
+      <w:pPr>
+        <w:pStyle w:val="ListBullet"/>
+      </w:pPr>
+      <w:r>
+        <w:rPr>
+          <w:b/>
+        </w:rPr>
+        <w:t>JA</w:t>
+      </w:r>
+      <w:r>
+        <w:t>: AutoBridge 輸出バイヤー向けリファレンス｜Farizon Xingxiang V6E, 純電気自動車 / 貨物バン</w:t>
+      </w:r>
+    </w:p>
+    <w:p>
+      <w:pPr>
+        <w:pStyle w:val="ListBullet"/>
+      </w:pPr>
+      <w:r>
+        <w:rPr>
+          <w:b/>
+        </w:rPr>
+        <w:t>KO</w:t>
+      </w:r>
+      <w:r>
+        <w:t>: AutoBridge 수출 바이어 참고 자료｜Farizon Xingxiang V6E, 순수 전기차 / 카고 밴</w:t>
+      </w:r>
+    </w:p>
+    <w:p>
+      <w:pPr>
+        <w:pStyle w:val="ListBullet"/>
+      </w:pPr>
+      <w:r>
+        <w:rPr>
+          <w:b/>
+        </w:rPr>
+        <w:t>VI</w:t>
+      </w:r>
+      <w:r>
+        <w:t>: Tài liệu tham khảo AutoBridge cho người mua xuất khẩu — Farizon Xingxiang V6E, xe thuần điện / xe van chở hàng</w:t>
+      </w:r>
+    </w:p>
+    <w:p>
+      <w:pPr>
+        <w:pStyle w:val="ListBullet"/>
+      </w:pPr>
+      <w:r>
+        <w:rPr>
+          <w:b/>
+        </w:rPr>
+        <w:t>TH</w:t>
+      </w:r>
+      <w:r>
+        <w:t>: เอกสารอ้างอิง AutoBridge สำหรับผู้ซื้อเพื่อการส่งออก — Farizon Xingxiang V6E, รถยนต์ไฟฟ้า 100% / รถตู้บรรทุก</w:t>
+      </w:r>
+    </w:p>
+    <w:p>
+      <w:pPr>
+        <w:pStyle w:val="ListBullet"/>
+      </w:pPr>
+      <w:r>
+        <w:rPr>
+          <w:b/>
+        </w:rPr>
+        <w:t>ID</w:t>
+      </w:r>
+      <w:r>
+        <w:t>: Referensi AutoBridge untuk pembeli ekspor — Farizon Xingxiang V6E, kendaraan listrik murni / van kargo</w:t>
+      </w:r>
+    </w:p>
+    <w:p>
+      <w:pPr>
+        <w:pStyle w:val="ListBullet"/>
+      </w:pPr>
+      <w:r>
+        <w:rPr>
+          <w:b/>
+        </w:rPr>
+        <w:t>AR</w:t>
+      </w:r>
+      <w:r>
+        <w:t>: مرجع AutoBridge لمشتري التصدير — Farizon Xingxiang V6E, مركبة كهربائية بالبطارية / شاحنة فان للبضائع</w:t>
+      </w:r>
+    </w:p>
+    <w:p>
+      <w:pPr>
+        <w:pStyle w:val="ListBullet"/>
+      </w:pPr>
+      <w:r>
+        <w:rPr>
+          <w:b/>
+        </w:rPr>
+        <w:t>ZH</w:t>
+      </w:r>
+      <w:r>
+        <w:t>: AutoBridge 出口采购参考｜Farizon Xingxiang V6E, 纯电动车 / 厢式货车</w:t>
+      </w:r>
+    </w:p>
+    <w:p>
+      <w:pPr>
+        <w:pStyle w:val="Heading2"/>
       </w:pPr>
       <w:r>
         <w:t>Sources &amp; Verification</w:t>
@@ -823,7 +966,7 @@
     </w:p>
     <w:tbl>
       <w:tblPr>
-        <w:tblStyle w:val="TableGrid"/>
+        <w:tblStyle w:val="LightGrid-Accent1"/>
         <w:tblW w:type="auto" w:w="0"/>
         <w:tblLook w:firstColumn="1" w:firstRow="1" w:lastColumn="0" w:lastRow="0" w:noHBand="0" w:noVBand="1" w:val="04A0"/>
       </w:tblPr>
@@ -840,20 +983,9 @@
         <w:tc>
           <w:tcPr>
             <w:tcW w:type="dxa" w:w="1234"/>
-            <w:shd w:val="clear" w:fill="EAF0F6"/>
           </w:tcPr>
           <w:p>
             <w:r>
-              <w:rPr>
-                <w:b/>
-                <w:sz w:val="20"/>
-              </w:rPr>
-            </w:r>
-            <w:r>
-              <w:rPr>
-                <w:b/>
-                <w:sz w:val="20"/>
-              </w:rPr>
               <w:t>Source title</w:t>
             </w:r>
           </w:p>
@@ -861,20 +993,9 @@
         <w:tc>
           <w:tcPr>
             <w:tcW w:type="dxa" w:w="1234"/>
-            <w:shd w:val="clear" w:fill="EAF0F6"/>
           </w:tcPr>
           <w:p>
             <w:r>
-              <w:rPr>
-                <w:b/>
-                <w:sz w:val="20"/>
-              </w:rPr>
-            </w:r>
-            <w:r>
-              <w:rPr>
-                <w:b/>
-                <w:sz w:val="20"/>
-              </w:rPr>
               <w:t>Organization</w:t>
             </w:r>
           </w:p>
@@ -882,20 +1003,9 @@
         <w:tc>
           <w:tcPr>
             <w:tcW w:type="dxa" w:w="1234"/>
-            <w:shd w:val="clear" w:fill="EAF0F6"/>
           </w:tcPr>
           <w:p>
             <w:r>
-              <w:rPr>
-                <w:b/>
-                <w:sz w:val="20"/>
-              </w:rPr>
-            </w:r>
-            <w:r>
-              <w:rPr>
-                <w:b/>
-                <w:sz w:val="20"/>
-              </w:rPr>
               <w:t>Market</w:t>
             </w:r>
           </w:p>
@@ -903,20 +1013,9 @@
         <w:tc>
           <w:tcPr>
             <w:tcW w:type="dxa" w:w="1234"/>
-            <w:shd w:val="clear" w:fill="EAF0F6"/>
           </w:tcPr>
           <w:p>
             <w:r>
-              <w:rPr>
-                <w:b/>
-                <w:sz w:val="20"/>
-              </w:rPr>
-            </w:r>
-            <w:r>
-              <w:rPr>
-                <w:b/>
-                <w:sz w:val="20"/>
-              </w:rPr>
               <w:t>URL</w:t>
             </w:r>
           </w:p>
@@ -924,20 +1023,9 @@
         <w:tc>
           <w:tcPr>
             <w:tcW w:type="dxa" w:w="1234"/>
-            <w:shd w:val="clear" w:fill="EAF0F6"/>
           </w:tcPr>
           <w:p>
             <w:r>
-              <w:rPr>
-                <w:b/>
-                <w:sz w:val="20"/>
-              </w:rPr>
-            </w:r>
-            <w:r>
-              <w:rPr>
-                <w:b/>
-                <w:sz w:val="20"/>
-              </w:rPr>
               <w:t>Checked</w:t>
             </w:r>
           </w:p>
@@ -945,20 +1033,9 @@
         <w:tc>
           <w:tcPr>
             <w:tcW w:type="dxa" w:w="1234"/>
-            <w:shd w:val="clear" w:fill="EAF0F6"/>
           </w:tcPr>
           <w:p>
             <w:r>
-              <w:rPr>
-                <w:b/>
-                <w:sz w:val="20"/>
-              </w:rPr>
-            </w:r>
-            <w:r>
-              <w:rPr>
-                <w:b/>
-                <w:sz w:val="20"/>
-              </w:rPr>
               <w:t>Confidence</w:t>
             </w:r>
           </w:p>
@@ -966,20 +1043,9 @@
         <w:tc>
           <w:tcPr>
             <w:tcW w:type="dxa" w:w="1234"/>
-            <w:shd w:val="clear" w:fill="EAF0F6"/>
           </w:tcPr>
           <w:p>
             <w:r>
-              <w:rPr>
-                <w:b/>
-                <w:sz w:val="20"/>
-              </w:rPr>
-            </w:r>
-            <w:r>
-              <w:rPr>
-                <w:b/>
-                <w:sz w:val="20"/>
-              </w:rPr>
               <w:t>Supported facts</w:t>
             </w:r>
           </w:p>
@@ -992,14 +1058,6 @@
           </w:tcPr>
           <w:p>
             <w:r>
-              <w:rPr>
-                <w:sz w:val="20"/>
-              </w:rPr>
-            </w:r>
-            <w:r>
-              <w:rPr>
-                <w:sz w:val="20"/>
-              </w:rPr>
               <w:t>V6E reveal (motor/0–50/speed limit)</w:t>
             </w:r>
           </w:p>
@@ -1010,14 +1068,6 @@
           </w:tcPr>
           <w:p>
             <w:r>
-              <w:rPr>
-                <w:sz w:val="20"/>
-              </w:rPr>
-            </w:r>
-            <w:r>
-              <w:rPr>
-                <w:sz w:val="20"/>
-              </w:rPr>
               <w:t>Truck Home / Toutiao</w:t>
             </w:r>
           </w:p>
@@ -1028,14 +1078,6 @@
           </w:tcPr>
           <w:p>
             <w:r>
-              <w:rPr>
-                <w:sz w:val="20"/>
-              </w:rPr>
-            </w:r>
-            <w:r>
-              <w:rPr>
-                <w:sz w:val="20"/>
-              </w:rPr>
               <w:t>CN</w:t>
             </w:r>
           </w:p>
@@ -1046,14 +1088,6 @@
           </w:tcPr>
           <w:p>
             <w:r>
-              <w:rPr>
-                <w:sz w:val="20"/>
-              </w:rPr>
-            </w:r>
-            <w:r>
-              <w:rPr>
-                <w:sz w:val="20"/>
-              </w:rPr>
               <w:t>http://m.toutiao.com/group/7064810099012895240/</w:t>
             </w:r>
           </w:p>
@@ -1064,14 +1098,6 @@
           </w:tcPr>
           <w:p>
             <w:r>
-              <w:rPr>
-                <w:sz w:val="20"/>
-              </w:rPr>
-            </w:r>
-            <w:r>
-              <w:rPr>
-                <w:sz w:val="20"/>
-              </w:rPr>
               <w:t>2026-09-03</w:t>
             </w:r>
           </w:p>
@@ -1082,14 +1108,6 @@
           </w:tcPr>
           <w:p>
             <w:r>
-              <w:rPr>
-                <w:sz w:val="20"/>
-              </w:rPr>
-            </w:r>
-            <w:r>
-              <w:rPr>
-                <w:sz w:val="20"/>
-              </w:rPr>
               <w:t>CROSS_CHECKED</w:t>
             </w:r>
           </w:p>
@@ -1100,14 +1118,6 @@
           </w:tcPr>
           <w:p>
             <w:r>
-              <w:rPr>
-                <w:sz w:val="20"/>
-              </w:rPr>
-            </w:r>
-            <w:r>
-              <w:rPr>
-                <w:sz w:val="20"/>
-              </w:rPr>
               <w:t>60 kW/220 N·m, 90 km/h limit, leaf-spring axle</w:t>
             </w:r>
           </w:p>
@@ -1120,14 +1130,6 @@
           </w:tcPr>
           <w:p>
             <w:r>
-              <w:rPr>
-                <w:sz w:val="20"/>
-              </w:rPr>
-            </w:r>
-            <w:r>
-              <w:rPr>
-                <w:sz w:val="20"/>
-              </w:rPr>
               <w:t>V6E EU-spec export to Türkiye (6 m³)</w:t>
             </w:r>
           </w:p>
@@ -1138,14 +1140,6 @@
           </w:tcPr>
           <w:p>
             <w:r>
-              <w:rPr>
-                <w:sz w:val="20"/>
-              </w:rPr>
-            </w:r>
-            <w:r>
-              <w:rPr>
-                <w:sz w:val="20"/>
-              </w:rPr>
               <w:t>China Transport News (industry news media)</w:t>
             </w:r>
           </w:p>
@@ -1156,14 +1150,6 @@
           </w:tcPr>
           <w:p>
             <w:r>
-              <w:rPr>
-                <w:sz w:val="20"/>
-              </w:rPr>
-            </w:r>
-            <w:r>
-              <w:rPr>
-                <w:sz w:val="20"/>
-              </w:rPr>
               <w:t>CN media (export record: TR)</w:t>
             </w:r>
           </w:p>
@@ -1174,14 +1160,6 @@
           </w:tcPr>
           <w:p>
             <w:r>
-              <w:rPr>
-                <w:sz w:val="20"/>
-              </w:rPr>
-            </w:r>
-            <w:r>
-              <w:rPr>
-                <w:sz w:val="20"/>
-              </w:rPr>
               <w:t>https://www.zgjtb.com/m/2024-02/01/content_398656.html</w:t>
             </w:r>
           </w:p>
@@ -1192,14 +1170,6 @@
           </w:tcPr>
           <w:p>
             <w:r>
-              <w:rPr>
-                <w:sz w:val="20"/>
-              </w:rPr>
-            </w:r>
-            <w:r>
-              <w:rPr>
-                <w:sz w:val="20"/>
-              </w:rPr>
               <w:t>2026-09-03</w:t>
             </w:r>
           </w:p>
@@ -1210,14 +1180,6 @@
           </w:tcPr>
           <w:p>
             <w:r>
-              <w:rPr>
-                <w:sz w:val="20"/>
-              </w:rPr>
-            </w:r>
-            <w:r>
-              <w:rPr>
-                <w:sz w:val="20"/>
-              </w:rPr>
               <w:t>CROSS_CHECKED</w:t>
             </w:r>
           </w:p>
@@ -1228,14 +1190,6 @@
           </w:tcPr>
           <w:p>
             <w:r>
-              <w:rPr>
-                <w:sz w:val="20"/>
-              </w:rPr>
-            </w:r>
-            <w:r>
-              <w:rPr>
-                <w:sz w:val="20"/>
-              </w:rPr>
               <w:t>Feb-2024 EU-spec Türkiye batch, 6 m³ (news record, not OEM/government; not VERIFIED)</w:t>
             </w:r>
           </w:p>
@@ -1248,14 +1202,6 @@
           </w:tcPr>
           <w:p>
             <w:r>
-              <w:rPr>
-                <w:sz w:val="20"/>
-              </w:rPr>
-            </w:r>
-            <w:r>
-              <w:rPr>
-                <w:sz w:val="20"/>
-              </w:rPr>
               <w:t>Light-commercial report (35.2 kWh/260 km/6 m³)</w:t>
             </w:r>
           </w:p>
@@ -1266,14 +1212,6 @@
           </w:tcPr>
           <w:p>
             <w:r>
-              <w:rPr>
-                <w:sz w:val="20"/>
-              </w:rPr>
-            </w:r>
-            <w:r>
-              <w:rPr>
-                <w:sz w:val="20"/>
-              </w:rPr>
               <w:t>Sohu Auto</w:t>
             </w:r>
           </w:p>
@@ -1284,14 +1222,6 @@
           </w:tcPr>
           <w:p>
             <w:r>
-              <w:rPr>
-                <w:sz w:val="20"/>
-              </w:rPr>
-            </w:r>
-            <w:r>
-              <w:rPr>
-                <w:sz w:val="20"/>
-              </w:rPr>
               <w:t>CN</w:t>
             </w:r>
           </w:p>
@@ -1302,14 +1232,6 @@
           </w:tcPr>
           <w:p>
             <w:r>
-              <w:rPr>
-                <w:sz w:val="20"/>
-              </w:rPr>
-            </w:r>
-            <w:r>
-              <w:rPr>
-                <w:sz w:val="20"/>
-              </w:rPr>
               <w:t>https://m.sohu.com/a/931378694_121823499/</w:t>
             </w:r>
           </w:p>
@@ -1320,14 +1242,6 @@
           </w:tcPr>
           <w:p>
             <w:r>
-              <w:rPr>
-                <w:sz w:val="20"/>
-              </w:rPr>
-            </w:r>
-            <w:r>
-              <w:rPr>
-                <w:sz w:val="20"/>
-              </w:rPr>
               <w:t>2026-09-03</w:t>
             </w:r>
           </w:p>
@@ -1338,14 +1252,6 @@
           </w:tcPr>
           <w:p>
             <w:r>
-              <w:rPr>
-                <w:sz w:val="20"/>
-              </w:rPr>
-            </w:r>
-            <w:r>
-              <w:rPr>
-                <w:sz w:val="20"/>
-              </w:rPr>
               <w:t>CROSS_CHECKED</w:t>
             </w:r>
           </w:p>
@@ -1356,14 +1262,6 @@
           </w:tcPr>
           <w:p>
             <w:r>
-              <w:rPr>
-                <w:sz w:val="20"/>
-              </w:rPr>
-            </w:r>
-            <w:r>
-              <w:rPr>
-                <w:sz w:val="20"/>
-              </w:rPr>
               <w:t>Base battery/range, cargo volume</w:t>
             </w:r>
           </w:p>
@@ -1376,15 +1274,7 @@
           </w:tcPr>
           <w:p>
             <w:r>
-              <w:rPr>
-                <w:sz w:val="20"/>
-              </w:rPr>
-            </w:r>
-            <w:r>
-              <w:rPr>
-                <w:sz w:val="20"/>
-              </w:rPr>
-              <w:t>2026 V6E (51 kWh/355 km)</w:t>
+              <w:t>Road motor-vehicle manufacturers &amp; products catalog — public query system</w:t>
             </w:r>
           </w:p>
         </w:tc>
@@ -1394,15 +1284,7 @@
           </w:tcPr>
           <w:p>
             <w:r>
-              <w:rPr>
-                <w:sz w:val="20"/>
-              </w:rPr>
-            </w:r>
-            <w:r>
-              <w:rPr>
-                <w:sz w:val="20"/>
-              </w:rPr>
-              <w:t>Sohu Auto database</w:t>
+              <w:t>MIIT, China Ministry of Industry and Information Technology</w:t>
             </w:r>
           </w:p>
         </w:tc>
@@ -1412,14 +1294,6 @@
           </w:tcPr>
           <w:p>
             <w:r>
-              <w:rPr>
-                <w:sz w:val="20"/>
-              </w:rPr>
-            </w:r>
-            <w:r>
-              <w:rPr>
-                <w:sz w:val="20"/>
-              </w:rPr>
               <w:t>CN</w:t>
             </w:r>
           </w:p>
@@ -1430,15 +1304,7 @@
           </w:tcPr>
           <w:p>
             <w:r>
-              <w:rPr>
-                <w:sz w:val="20"/>
-              </w:rPr>
-            </w:r>
-            <w:r>
-              <w:rPr>
-                <w:sz w:val="20"/>
-              </w:rPr>
-              <w:t>http://db.auto.sohu.com/model_6721/a/990472906_120063592</w:t>
+              <w:t>https://service.miit-eidc.org.cn/miitxxgk/gonggao_xxgk/index_ggcp.html</w:t>
             </w:r>
           </w:p>
         </w:tc>
@@ -1448,15 +1314,7 @@
           </w:tcPr>
           <w:p>
             <w:r>
-              <w:rPr>
-                <w:sz w:val="20"/>
-              </w:rPr>
-            </w:r>
-            <w:r>
-              <w:rPr>
-                <w:sz w:val="20"/>
-              </w:rPr>
-              <w:t>2026-09-03</w:t>
+              <w:t>2026-09-05</w:t>
             </w:r>
           </w:p>
         </w:tc>
@@ -1466,15 +1324,7 @@
           </w:tcPr>
           <w:p>
             <w:r>
-              <w:rPr>
-                <w:sz w:val="20"/>
-              </w:rPr>
-            </w:r>
-            <w:r>
-              <w:rPr>
-                <w:sz w:val="20"/>
-              </w:rPr>
-              <w:t>TIME_SENSITIVE</w:t>
+              <w:t>VERIFIED</w:t>
             </w:r>
           </w:p>
         </w:tc>
@@ -1484,31 +1334,309 @@
           </w:tcPr>
           <w:p>
             <w:r>
-              <w:rPr>
-                <w:sz w:val="20"/>
-              </w:rPr>
+              <w:t>Verify the manufacturer, approved model and homologation (公告) catalog entry before ordering or export</w:t>
             </w:r>
+          </w:p>
+        </w:tc>
+      </w:tr>
+      <w:tr>
+        <w:tc>
+          <w:tcPr>
+            <w:tcW w:type="dxa" w:w="1234"/>
+          </w:tcPr>
+          <w:p>
             <w:r>
-              <w:rPr>
-                <w:sz w:val="20"/>
-              </w:rPr>
-              <w:t>Newer-build battery/range</w:t>
+              <w:t>GB 16735-2019 Road vehicles — Vehicle identification number (VIN) requirements</w:t>
+            </w:r>
+          </w:p>
+        </w:tc>
+        <w:tc>
+          <w:tcPr>
+            <w:tcW w:type="dxa" w:w="1234"/>
+          </w:tcPr>
+          <w:p>
+            <w:r>
+              <w:t>SAMR national standards full-text platform</w:t>
+            </w:r>
+          </w:p>
+        </w:tc>
+        <w:tc>
+          <w:tcPr>
+            <w:tcW w:type="dxa" w:w="1234"/>
+          </w:tcPr>
+          <w:p>
+            <w:r>
+              <w:t>CN</w:t>
+            </w:r>
+          </w:p>
+        </w:tc>
+        <w:tc>
+          <w:tcPr>
+            <w:tcW w:type="dxa" w:w="1234"/>
+          </w:tcPr>
+          <w:p>
+            <w:r>
+              <w:t>https://openstd.samr.gov.cn/bzgk/std/newGbInfo?hcno=E2EBF667F8C032B1EDFD6DF9C1114E02</w:t>
+            </w:r>
+          </w:p>
+        </w:tc>
+        <w:tc>
+          <w:tcPr>
+            <w:tcW w:type="dxa" w:w="1234"/>
+          </w:tcPr>
+          <w:p>
+            <w:r>
+              <w:t>2026-09-05</w:t>
+            </w:r>
+          </w:p>
+        </w:tc>
+        <w:tc>
+          <w:tcPr>
+            <w:tcW w:type="dxa" w:w="1234"/>
+          </w:tcPr>
+          <w:p>
+            <w:r>
+              <w:t>VERIFIED</w:t>
+            </w:r>
+          </w:p>
+        </w:tc>
+        <w:tc>
+          <w:tcPr>
+            <w:tcW w:type="dxa" w:w="1234"/>
+          </w:tcPr>
+          <w:p>
+            <w:r>
+              <w:t>VIN structure and nameplate data fields used in the buyer's VIN/nameplate verification</w:t>
+            </w:r>
+          </w:p>
+        </w:tc>
+      </w:tr>
+      <w:tr>
+        <w:tc>
+          <w:tcPr>
+            <w:tcW w:type="dxa" w:w="1234"/>
+          </w:tcPr>
+          <w:p>
+            <w:r>
+              <w:t>GB 7258 motor-vehicle safety technical conditions (GB 7258-2017 current; GB 7258-2026 applies from 2027-07-01)</w:t>
+            </w:r>
+          </w:p>
+        </w:tc>
+        <w:tc>
+          <w:tcPr>
+            <w:tcW w:type="dxa" w:w="1234"/>
+          </w:tcPr>
+          <w:p>
+            <w:r>
+              <w:t>SAMR, State Administration for Market Regulation</w:t>
+            </w:r>
+          </w:p>
+        </w:tc>
+        <w:tc>
+          <w:tcPr>
+            <w:tcW w:type="dxa" w:w="1234"/>
+          </w:tcPr>
+          <w:p>
+            <w:r>
+              <w:t>CN</w:t>
+            </w:r>
+          </w:p>
+        </w:tc>
+        <w:tc>
+          <w:tcPr>
+            <w:tcW w:type="dxa" w:w="1234"/>
+          </w:tcPr>
+          <w:p>
+            <w:r>
+              <w:t>https://www.samr.gov.cn/xw/sj/art/2026/art_9b2b3fa425e3461e8dc3bd270b410ceb.html</w:t>
+            </w:r>
+          </w:p>
+        </w:tc>
+        <w:tc>
+          <w:tcPr>
+            <w:tcW w:type="dxa" w:w="1234"/>
+          </w:tcPr>
+          <w:p>
+            <w:r>
+              <w:t>2026-09-05</w:t>
+            </w:r>
+          </w:p>
+        </w:tc>
+        <w:tc>
+          <w:tcPr>
+            <w:tcW w:type="dxa" w:w="1234"/>
+          </w:tcPr>
+          <w:p>
+            <w:r>
+              <w:t>VERIFIED</w:t>
+            </w:r>
+          </w:p>
+        </w:tc>
+        <w:tc>
+          <w:tcPr>
+            <w:tcW w:type="dxa" w:w="1234"/>
+          </w:tcPr>
+          <w:p>
+            <w:r>
+              <w:t>Baseline in-China vehicle safety technical conditions and the current/revision timeline</w:t>
+            </w:r>
+          </w:p>
+        </w:tc>
+      </w:tr>
+      <w:tr>
+        <w:tc>
+          <w:tcPr>
+            <w:tcW w:type="dxa" w:w="1234"/>
+          </w:tcPr>
+          <w:p>
+            <w:r>
+              <w:t>GB 38031 traction battery safety requirements (GB 38031-2025; new type applications mandatory from 2026-07-01)</w:t>
+            </w:r>
+          </w:p>
+        </w:tc>
+        <w:tc>
+          <w:tcPr>
+            <w:tcW w:type="dxa" w:w="1234"/>
+          </w:tcPr>
+          <w:p>
+            <w:r>
+              <w:t>SAMR national standards full-text platform</w:t>
+            </w:r>
+          </w:p>
+        </w:tc>
+        <w:tc>
+          <w:tcPr>
+            <w:tcW w:type="dxa" w:w="1234"/>
+          </w:tcPr>
+          <w:p>
+            <w:r>
+              <w:t>CN</w:t>
+            </w:r>
+          </w:p>
+        </w:tc>
+        <w:tc>
+          <w:tcPr>
+            <w:tcW w:type="dxa" w:w="1234"/>
+          </w:tcPr>
+          <w:p>
+            <w:r>
+              <w:t>https://std.samr.gov.cn/gb/search/gbDetailed?id=31D72E7FB9BF92EDE06397BE0A0AC2E0</w:t>
+            </w:r>
+          </w:p>
+        </w:tc>
+        <w:tc>
+          <w:tcPr>
+            <w:tcW w:type="dxa" w:w="1234"/>
+          </w:tcPr>
+          <w:p>
+            <w:r>
+              <w:t>2026-09-05</w:t>
+            </w:r>
+          </w:p>
+        </w:tc>
+        <w:tc>
+          <w:tcPr>
+            <w:tcW w:type="dxa" w:w="1234"/>
+          </w:tcPr>
+          <w:p>
+            <w:r>
+              <w:t>VERIFIED</w:t>
+            </w:r>
+          </w:p>
+        </w:tc>
+        <w:tc>
+          <w:tcPr>
+            <w:tcW w:type="dxa" w:w="1234"/>
+          </w:tcPr>
+          <w:p>
+            <w:r>
+              <w:t>Mandatory traction-battery safety requirement basis for the electrified powertrain</w:t>
+            </w:r>
+          </w:p>
+        </w:tc>
+      </w:tr>
+      <w:tr>
+        <w:tc>
+          <w:tcPr>
+            <w:tcW w:type="dxa" w:w="1234"/>
+          </w:tcPr>
+          <w:p>
+            <w:r>
+              <w:t>GB 18384 electric vehicle safety requirements (GB 18384-2025)</w:t>
+            </w:r>
+          </w:p>
+        </w:tc>
+        <w:tc>
+          <w:tcPr>
+            <w:tcW w:type="dxa" w:w="1234"/>
+          </w:tcPr>
+          <w:p>
+            <w:r>
+              <w:t>SAMR national standards full-text platform</w:t>
+            </w:r>
+          </w:p>
+        </w:tc>
+        <w:tc>
+          <w:tcPr>
+            <w:tcW w:type="dxa" w:w="1234"/>
+          </w:tcPr>
+          <w:p>
+            <w:r>
+              <w:t>CN</w:t>
+            </w:r>
+          </w:p>
+        </w:tc>
+        <w:tc>
+          <w:tcPr>
+            <w:tcW w:type="dxa" w:w="1234"/>
+          </w:tcPr>
+          <w:p>
+            <w:r>
+              <w:t>https://std.samr.gov.cn/gb/search/gbDetailed?id=473DC30DBF4CC20FE06397BE0A0AD08C</w:t>
+            </w:r>
+          </w:p>
+        </w:tc>
+        <w:tc>
+          <w:tcPr>
+            <w:tcW w:type="dxa" w:w="1234"/>
+          </w:tcPr>
+          <w:p>
+            <w:r>
+              <w:t>2026-09-05</w:t>
+            </w:r>
+          </w:p>
+        </w:tc>
+        <w:tc>
+          <w:tcPr>
+            <w:tcW w:type="dxa" w:w="1234"/>
+          </w:tcPr>
+          <w:p>
+            <w:r>
+              <w:t>VERIFIED</w:t>
+            </w:r>
+          </w:p>
+        </w:tc>
+        <w:tc>
+          <w:tcPr>
+            <w:tcW w:type="dxa" w:w="1234"/>
+          </w:tcPr>
+          <w:p>
+            <w:r>
+              <w:t>Electric-vehicle electrical/functional safety requirement basis</w:t>
             </w:r>
           </w:p>
         </w:tc>
       </w:tr>
     </w:tbl>
+    <w:p/>
     <w:p>
       <w:r>
-        <w:rPr>
-          <w:i/>
-        </w:rPr>
-        <w:t>Confidence note: the Türkiye export record is CROSS_CHECKED industry-news reporting (news/industry media is not VERIFIED — only OEM/government/regulator/standards/formal technical documents reach VERIFIED); treated strictly as a delivery record, not a model-alias proof. Base motor/range are cross-checked; the newer 51 kWh build is time-sensitive. China GB/T and EU-spec builds are kept distinct per MODEL_ALIAS / SOURCE_SCOPE rules.</w:t>
+        <w:t>*Confidence note: the Türkiye export record is CROSS_CHECKED industry-news reporting (news/industry media is not VERIFIED — only OEM/government/regulator/standards/formal technical documents reach VERIFIED); treated strictly as a delivery record, not a model-alias proof. Base motor/range are cross-checked; the newer 51 kWh build is time-sensitive. China GB/T and EU-spec builds are kept distinct per MODEL_ALIAS / SOURCE_SCOPE rules.*</w:t>
       </w:r>
     </w:p>
     <w:p>
       <w:pPr>
-        <w:pStyle w:val="Heading1"/>
+        <w:pStyle w:val="Heading2"/>
       </w:pPr>
       <w:r>
         <w:t>Editorial Review</w:t>
@@ -1582,6 +1710,11 @@
       </w:r>
       <w:r>
         <w:t>: EDITORIAL_QA_PASS=PASS · FACT_SOURCE_PASS=PASS · SEO_PASS=PASS · CODEX_REVIEW_PASS=PENDING (independent Codex review) · PUBLISH_APPROVED=FALSE until Codex sign-off</w:t>
+      </w:r>
+    </w:p>
+    <w:p>
+      <w:r>
+        <w:t>#AutoBridge #VehicleExport #Farizon #V6E #ElectricCargoVan</w:t>
       </w:r>
     </w:p>
     <w:sectPr>
@@ -1958,8 +2091,8 @@
     <w:qFormat/>
     <w:rsid w:val="00FC693F"/>
     <w:rPr>
-      <w:rFonts w:ascii="Calibri" w:hAnsi="Calibri" w:eastAsia="Calibri"/>
-      <w:sz w:val="22"/>
+      <w:rFonts w:ascii="Calibri" w:hAnsi="Calibri"/>
+      <w:sz w:val="21"/>
     </w:rPr>
   </w:style>
   <w:style w:type="paragraph" w:styleId="Header">
@@ -2021,11 +2154,11 @@
       <w:outlineLvl w:val="0"/>
     </w:pPr>
     <w:rPr>
-      <w:rFonts w:asciiTheme="majorHAnsi" w:eastAsiaTheme="majorEastAsia" w:hAnsiTheme="majorHAnsi" w:cstheme="majorBidi" w:ascii="Calibri" w:hAnsi="Calibri"/>
+      <w:rFonts w:asciiTheme="majorHAnsi" w:eastAsiaTheme="majorEastAsia" w:hAnsiTheme="majorHAnsi" w:cstheme="majorBidi"/>
       <w:b/>
       <w:bCs/>
-      <w:color w:val="1F2A37"/>
-      <w:sz w:val="40"/>
+      <w:color w:val="365F91" w:themeColor="accent1" w:themeShade="BF"/>
+      <w:sz w:val="28"/>
       <w:szCs w:val="28"/>
     </w:rPr>
   </w:style>
@@ -2045,11 +2178,11 @@
       <w:outlineLvl w:val="1"/>
     </w:pPr>
     <w:rPr>
-      <w:rFonts w:asciiTheme="majorHAnsi" w:eastAsiaTheme="majorEastAsia" w:hAnsiTheme="majorHAnsi" w:cstheme="majorBidi" w:ascii="Calibri" w:hAnsi="Calibri"/>
+      <w:rFonts w:asciiTheme="majorHAnsi" w:eastAsiaTheme="majorEastAsia" w:hAnsiTheme="majorHAnsi" w:cstheme="majorBidi"/>
       <w:b/>
       <w:bCs/>
-      <w:color w:val="1F2A37"/>
-      <w:sz w:val="30"/>
+      <w:color w:val="4F81BD" w:themeColor="accent1"/>
+      <w:sz w:val="26"/>
       <w:szCs w:val="26"/>
     </w:rPr>
   </w:style>
@@ -2069,11 +2202,10 @@
       <w:outlineLvl w:val="2"/>
     </w:pPr>
     <w:rPr>
-      <w:rFonts w:asciiTheme="majorHAnsi" w:eastAsiaTheme="majorEastAsia" w:hAnsiTheme="majorHAnsi" w:cstheme="majorBidi" w:ascii="Calibri" w:hAnsi="Calibri"/>
+      <w:rFonts w:asciiTheme="majorHAnsi" w:eastAsiaTheme="majorEastAsia" w:hAnsiTheme="majorHAnsi" w:cstheme="majorBidi"/>
       <w:b/>
       <w:bCs/>
-      <w:color w:val="1F2A37"/>
-      <w:sz w:val="25"/>
+      <w:color w:val="4F81BD" w:themeColor="accent1"/>
     </w:rPr>
   </w:style>
   <w:style w:type="paragraph" w:styleId="Heading4">

--- a/deliveries/2026-09-03/01_Vehicle_Pages/VEH_20260903_10_Farizon_V6E.docx
+++ b/deliveries/2026-09-03/01_Vehicle_Pages/VEH_20260903_10_Farizon_V6E.docx
@@ -753,7 +753,7 @@
         <w:pStyle w:val="ListBullet"/>
       </w:pPr>
       <w:r>
-        <w:t>LICENSE: none secured — no third-party image may be published until rights are cleared</w:t>
+        <w:t>LICENSE_OR_USAGE_BASIS: none secured — no third-party image may be published until rights are cleared</w:t>
       </w:r>
     </w:p>
     <w:p>
@@ -1653,7 +1653,7 @@
         <w:t>Author / reviewer</w:t>
       </w:r>
       <w:r>
-        <w:t>: [AutoBridge Export Sourcing Team](/authors/) · method per our [Editorial Policy](/editorial-policy/)</w:t>
+        <w:t>: [AutoBridge Export Editorial Team](/authors/) · method per our [Editorial Policy](/editorial-policy/)</w:t>
       </w:r>
     </w:p>
     <w:p>
@@ -1667,7 +1667,7 @@
         <w:t>Last reviewed</w:t>
       </w:r>
       <w:r>
-        <w:t>: 2026-09-03</w:t>
+        <w:t>: 2026-09-05</w:t>
       </w:r>
     </w:p>
     <w:p>
@@ -1706,10 +1706,10 @@
         <w:rPr>
           <w:b/>
         </w:rPr>
-        <w:t>Quality gates</w:t>
+        <w:t>Editorial standard</w:t>
       </w:r>
       <w:r>
-        <w:t>: EDITORIAL_QA_PASS=PASS · FACT_SOURCE_PASS=PASS · SEO_PASS=PASS · CODEX_REVIEW_PASS=PENDING (independent Codex review) · PUBLISH_APPROVED=FALSE until Codex sign-off</w:t>
+        <w:t>: Researched and written from the sources listed above (desk research; no first-hand driving, teardown or import is claimed). Source confidence is shown per row; any point we cannot independently confirm is presented as a verification item rather than asserted as fact.</w:t>
       </w:r>
     </w:p>
     <w:p>
@@ -2091,7 +2091,6 @@
     <w:qFormat/>
     <w:rsid w:val="00FC693F"/>
     <w:rPr>
-      <w:rFonts w:ascii="Calibri" w:hAnsi="Calibri"/>
       <w:sz w:val="21"/>
     </w:rPr>
   </w:style>
